--- a/LAB_13/.solution.docx
+++ b/LAB_13/.solution.docx
@@ -1187,6 +1187,9 @@
     </w:p>
     <w:p>
       <w:r>
+        <w:rPr>
+          <w:noProof/>
+        </w:rPr>
         <w:lastRenderedPageBreak/>
         <w:drawing>
           <wp:inline distT="0" distB="0" distL="0" distR="0" wp14:anchorId="7CF89041" wp14:editId="61DE76C9">
@@ -1227,6 +1230,9 @@
     </w:p>
     <w:p>
       <w:r>
+        <w:rPr>
+          <w:noProof/>
+        </w:rPr>
         <w:drawing>
           <wp:inline distT="0" distB="0" distL="0" distR="0" wp14:anchorId="65F4DA51" wp14:editId="0E52B75A">
             <wp:extent cx="5943600" cy="2324100"/>
@@ -1266,6 +1272,9 @@
     </w:p>
     <w:p>
       <w:r>
+        <w:rPr>
+          <w:noProof/>
+        </w:rPr>
         <w:drawing>
           <wp:inline distT="0" distB="0" distL="0" distR="0" wp14:anchorId="3810EEFB" wp14:editId="7A809EB9">
             <wp:extent cx="5943600" cy="3117215"/>
@@ -1303,52 +1312,15 @@
         </w:drawing>
       </w:r>
     </w:p>
-    <w:p>
-      <w:r>
-        <w:lastRenderedPageBreak/>
-        <w:drawing>
-          <wp:inline distT="0" distB="0" distL="0" distR="0" wp14:anchorId="0F86CABB" wp14:editId="705A5549">
-            <wp:extent cx="5943600" cy="5542280"/>
-            <wp:effectExtent l="0" t="0" r="0" b="0"/>
-            <wp:docPr id="1917278514" name="Picture 1" descr="A diagram of a customer service&#10;&#10;AI-generated content may be incorrect."/>
-            <wp:cNvGraphicFramePr>
-              <a:graphicFrameLocks xmlns:a="http://schemas.openxmlformats.org/drawingml/2006/main" noChangeAspect="1"/>
-            </wp:cNvGraphicFramePr>
-            <a:graphic xmlns:a="http://schemas.openxmlformats.org/drawingml/2006/main">
-              <a:graphicData uri="http://schemas.openxmlformats.org/drawingml/2006/picture">
-                <pic:pic xmlns:pic="http://schemas.openxmlformats.org/drawingml/2006/picture">
-                  <pic:nvPicPr>
-                    <pic:cNvPr id="1917278514" name="Picture 1" descr="A diagram of a customer service&#10;&#10;AI-generated content may be incorrect."/>
-                    <pic:cNvPicPr/>
-                  </pic:nvPicPr>
-                  <pic:blipFill>
-                    <a:blip r:embed="rId7"/>
-                    <a:stretch>
-                      <a:fillRect/>
-                    </a:stretch>
-                  </pic:blipFill>
-                  <pic:spPr>
-                    <a:xfrm>
-                      <a:off x="0" y="0"/>
-                      <a:ext cx="5943600" cy="5542280"/>
-                    </a:xfrm>
-                    <a:prstGeom prst="rect">
-                      <a:avLst/>
-                    </a:prstGeom>
-                  </pic:spPr>
-                </pic:pic>
-              </a:graphicData>
-            </a:graphic>
-          </wp:inline>
-        </w:drawing>
-      </w:r>
-    </w:p>
+    <w:p/>
     <w:p>
       <w:pPr>
         <w:jc w:val="center"/>
       </w:pPr>
       <w:r>
-        <w:lastRenderedPageBreak/>
+        <w:rPr>
+          <w:noProof/>
+        </w:rPr>
         <w:drawing>
           <wp:inline distT="0" distB="0" distL="0" distR="0" wp14:anchorId="2CFC9DCB" wp14:editId="42EDAD68">
             <wp:extent cx="5943600" cy="3121025"/>
@@ -1365,7 +1337,7 @@
                     <pic:cNvPicPr/>
                   </pic:nvPicPr>
                   <pic:blipFill>
-                    <a:blip r:embed="rId8"/>
+                    <a:blip r:embed="rId7"/>
                     <a:stretch>
                       <a:fillRect/>
                     </a:stretch>
@@ -1386,6 +1358,9 @@
         </w:drawing>
       </w:r>
       <w:r>
+        <w:rPr>
+          <w:noProof/>
+        </w:rPr>
         <w:drawing>
           <wp:inline distT="0" distB="0" distL="0" distR="0" wp14:anchorId="4CA886B2" wp14:editId="1B537DDE">
             <wp:extent cx="5943600" cy="3451860"/>
@@ -1402,7 +1377,7 @@
                     <pic:cNvPicPr/>
                   </pic:nvPicPr>
                   <pic:blipFill>
-                    <a:blip r:embed="rId9"/>
+                    <a:blip r:embed="rId8"/>
                     <a:stretch>
                       <a:fillRect/>
                     </a:stretch>
@@ -1514,6 +1489,7 @@
           <w:sz w:val="29"/>
           <w:szCs w:val="29"/>
         </w:rPr>
+        <w:lastRenderedPageBreak/>
         <w:pict w14:anchorId="3A2C9534">
           <v:rect id="_x0000_i1026" alt="" style="width:468pt;height:.05pt;mso-width-percent:0;mso-height-percent:0;mso-width-percent:0;mso-height-percent:0" o:hralign="center" o:hrstd="t" o:hrnoshade="t" o:hr="t" fillcolor="#ddd" stroked="f"/>
         </w:pict>
@@ -1575,7 +1551,6 @@
                 <w:kern w:val="0"/>
                 <w14:ligatures w14:val="none"/>
               </w:rPr>
-              <w:lastRenderedPageBreak/>
               <w:t>Risk</w:t>
             </w:r>
           </w:p>
